--- a/www/template.docx
+++ b/www/template.docx
@@ -9920,6 +9920,21 @@
           <w:cols w:space="720"/>
         </w:sectPr>
       </w:pPr>
+    </w:p>
+    <w:p>
+      <w:r>
+        <w:rPr>
+          <w:b/>
+          <w:sz w:val="18"/>
+        </w:rPr>
+        <w:t xml:space="preserve">Control Panel Notes: </w:t>
+      </w:r>
+      <w:r>
+        <w:rPr>
+          <w:sz w:val="18"/>
+        </w:rPr>
+        <w:t>{panel_note}</w:t>
+      </w:r>
     </w:p>
     <w:p>
       <w:pPr>

--- a/www/template.docx
+++ b/www/template.docx
@@ -4216,6 +4216,44 @@
         </w:tc>
       </w:tr>
     </w:tbl>
+    <w:p/>
+    <w:p>
+      <w:r>
+        <w:rPr>
+          <w:b/>
+        </w:rPr>
+        <w:t>Railing drawings</w:t>
+      </w:r>
+    </w:p>
+    <w:p>
+      <w:r>
+        <w:t>{#rail_imgs}</w:t>
+      </w:r>
+    </w:p>
+    <w:p>
+      <w:r>
+        <w:rPr>
+          <w:b/>
+        </w:rPr>
+        <w:t>{railing}</w:t>
+      </w:r>
+    </w:p>
+    <w:p>
+      <w:r>
+        <w:t>{%img}</w:t>
+      </w:r>
+    </w:p>
+    <w:p>
+      <w:r>
+        <w:t>{dims_line}</w:t>
+      </w:r>
+    </w:p>
+    <w:p>
+      <w:r>
+        <w:t>{/rail_imgs}</w:t>
+      </w:r>
+    </w:p>
+    <w:p/>
     <w:p>
       <w:r>
         <w:t xml:space="preserve">Notes: {rail_note}</w:t>
@@ -10174,6 +10212,11 @@
                   </a:graphic>
                 </wp:inline>
               </w:drawing>
+            </w:r>
+          </w:p>
+          <w:p>
+            <w:r>
+              <w:t>{%p_img}</w:t>
             </w:r>
           </w:p>
         </w:tc>

--- a/www/template.docx
+++ b/www/template.docx
@@ -4240,7 +4240,7 @@
     </w:p>
     <w:p>
       <w:r>
-        <w:t>{%img}</w:t>
+        <w:t>{img}</w:t>
       </w:r>
     </w:p>
     <w:p>
@@ -10216,7 +10216,7 @@
           </w:p>
           <w:p>
             <w:r>
-              <w:t>{%p_img}</w:t>
+              <w:t>{p_img}</w:t>
             </w:r>
           </w:p>
         </w:tc>

--- a/www/template.docx
+++ b/www/template.docx
@@ -5430,7 +5430,9 @@
                 <w:w w:val="125"/>
                 <w:sz w:val="15"/>
               </w:rPr>
-              <w:t>Band</w:t>
+              <w:t>Band /</w:t>
+              <w:br/>
+              <w:t>Freq</w:t>
             </w:r>
           </w:p>
         </w:tc>
@@ -5678,7 +5680,9 @@
                 <w:w w:val="125"/>
                 <w:sz w:val="15"/>
               </w:rPr>
-              <w:t>Band</w:t>
+              <w:t>Band /</w:t>
+              <w:br/>
+              <w:t>Freq</w:t>
             </w:r>
           </w:p>
         </w:tc>
@@ -5942,6 +5946,24 @@
               <w:t>{du_band}</w:t>
             </w:r>
           </w:p>
+          <w:p>
+            <w:pPr>
+              <w:pStyle w:val="TableParagraph"/>
+              <w:ind w:left="99"/>
+              <w:rPr>
+                <w:sz w:val="15"/>
+              </w:rPr>
+            </w:pPr>
+            <w:r>
+              <w:rPr>
+                <w:color w:val="1F2836"/>
+                <w:spacing w:val="-5"/>
+                <w:w w:val="110"/>
+                <w:sz w:val="15"/>
+              </w:rPr>
+              <w:t>{du_freq}</w:t>
+            </w:r>
+          </w:p>
         </w:tc>
         <w:tc>
           <w:tcPr>
@@ -6096,6 +6118,24 @@
                 <w:sz w:val="15"/>
               </w:rPr>
               <w:t>{et_band}</w:t>
+            </w:r>
+          </w:p>
+          <w:p>
+            <w:pPr>
+              <w:pStyle w:val="TableParagraph"/>
+              <w:ind w:left="96"/>
+              <w:rPr>
+                <w:sz w:val="15"/>
+              </w:rPr>
+            </w:pPr>
+            <w:r>
+              <w:rPr>
+                <w:color w:val="1F2836"/>
+                <w:spacing w:val="-5"/>
+                <w:w w:val="110"/>
+                <w:sz w:val="15"/>
+              </w:rPr>
+              <w:t>{et_freq}</w:t>
             </w:r>
           </w:p>
         </w:tc>
@@ -6801,7 +6841,9 @@
                 <w:w w:val="125"/>
                 <w:sz w:val="15"/>
               </w:rPr>
-              <w:t>Band</w:t>
+              <w:t>Band /</w:t>
+              <w:br/>
+              <w:t>Freq</w:t>
             </w:r>
           </w:p>
         </w:tc>
@@ -7049,7 +7091,9 @@
                 <w:w w:val="125"/>
                 <w:sz w:val="15"/>
               </w:rPr>
-              <w:t>Band</w:t>
+              <w:t>Band /</w:t>
+              <w:br/>
+              <w:t>Freq</w:t>
             </w:r>
           </w:p>
         </w:tc>
@@ -7281,6 +7325,24 @@
               <w:t>{du_band}</w:t>
             </w:r>
           </w:p>
+          <w:p>
+            <w:pPr>
+              <w:pStyle w:val="TableParagraph"/>
+              <w:ind w:left="99"/>
+              <w:rPr>
+                <w:sz w:val="15"/>
+              </w:rPr>
+            </w:pPr>
+            <w:r>
+              <w:rPr>
+                <w:color w:val="1F2836"/>
+                <w:spacing w:val="-5"/>
+                <w:w w:val="110"/>
+                <w:sz w:val="15"/>
+              </w:rPr>
+              <w:t>{du_freq}</w:t>
+            </w:r>
+          </w:p>
         </w:tc>
         <w:tc>
           <w:tcPr>
@@ -7435,6 +7497,24 @@
                 <w:sz w:val="15"/>
               </w:rPr>
               <w:t>{et_band}</w:t>
+            </w:r>
+          </w:p>
+          <w:p>
+            <w:pPr>
+              <w:pStyle w:val="TableParagraph"/>
+              <w:ind w:left="96"/>
+              <w:rPr>
+                <w:sz w:val="15"/>
+              </w:rPr>
+            </w:pPr>
+            <w:r>
+              <w:rPr>
+                <w:color w:val="1F2836"/>
+                <w:spacing w:val="-5"/>
+                <w:w w:val="110"/>
+                <w:sz w:val="15"/>
+              </w:rPr>
+              <w:t>{et_freq}</w:t>
             </w:r>
           </w:p>
         </w:tc>
@@ -8054,7 +8134,9 @@
                 <w:w w:val="125"/>
                 <w:sz w:val="15"/>
               </w:rPr>
-              <w:t>Band</w:t>
+              <w:t>Band /</w:t>
+              <w:br/>
+              <w:t>Freq</w:t>
             </w:r>
           </w:p>
         </w:tc>
@@ -8302,7 +8384,9 @@
                 <w:w w:val="125"/>
                 <w:sz w:val="15"/>
               </w:rPr>
-              <w:t>Band</w:t>
+              <w:t>Band /</w:t>
+              <w:br/>
+              <w:t>Freq</w:t>
             </w:r>
           </w:p>
         </w:tc>
@@ -8529,6 +8613,25 @@
               <w:t>{du_band}</w:t>
             </w:r>
           </w:p>
+          <w:p>
+            <w:pPr>
+              <w:pStyle w:val="TableParagraph"/>
+              <w:spacing w:before="78"/>
+              <w:ind w:left="99"/>
+              <w:rPr>
+                <w:sz w:val="15"/>
+              </w:rPr>
+            </w:pPr>
+            <w:r>
+              <w:rPr>
+                <w:color w:val="1F2836"/>
+                <w:spacing w:val="-5"/>
+                <w:w w:val="110"/>
+                <w:sz w:val="15"/>
+              </w:rPr>
+              <w:t>{du_freq}</w:t>
+            </w:r>
+          </w:p>
         </w:tc>
         <w:tc>
           <w:tcPr>
@@ -8674,6 +8777,25 @@
                 <w:sz w:val="15"/>
               </w:rPr>
               <w:t>{et_band}</w:t>
+            </w:r>
+          </w:p>
+          <w:p>
+            <w:pPr>
+              <w:pStyle w:val="TableParagraph"/>
+              <w:spacing w:before="78"/>
+              <w:ind w:left="96"/>
+              <w:rPr>
+                <w:sz w:val="15"/>
+              </w:rPr>
+            </w:pPr>
+            <w:r>
+              <w:rPr>
+                <w:color w:val="1F2836"/>
+                <w:spacing w:val="-5"/>
+                <w:w w:val="110"/>
+                <w:sz w:val="15"/>
+              </w:rPr>
+              <w:t>{et_freq}</w:t>
             </w:r>
           </w:p>
         </w:tc>

--- a/www/template.docx
+++ b/www/template.docx
@@ -5024,6 +5024,8 @@
         <w:gridCol w:w="694"/>
         <w:gridCol w:w="790"/>
         <w:gridCol w:w="792"/>
+        <w:gridCol w:w="694"/>
+        <w:gridCol w:w="696"/>
       </w:tblGrid>
       <w:tr>
         <w:trPr>
@@ -5092,7 +5094,7 @@
         <w:tc>
           <w:tcPr>
             <w:tcW w:w="4409" w:type="dxa"/>
-            <w:gridSpan w:val="6"/>
+            <w:gridSpan w:val="7"/>
             <w:tcBorders>
               <w:top w:val="nil"/>
             </w:tcBorders>
@@ -5174,7 +5176,7 @@
         <w:tc>
           <w:tcPr>
             <w:tcW w:w="4413" w:type="dxa"/>
-            <w:gridSpan w:val="6"/>
+            <w:gridSpan w:val="7"/>
             <w:tcBorders>
               <w:top w:val="nil"/>
             </w:tcBorders>
@@ -5430,9 +5432,35 @@
                 <w:w w:val="125"/>
                 <w:sz w:val="15"/>
               </w:rPr>
-              <w:t>Band /</w:t>
               <w:br/>
-              <w:t>Freq</w:t>
+              <w:t xml:space="preserve">Band</w:t>
+            </w:r>
+          </w:p>
+        </w:tc>
+        <w:tc>
+          <w:tcPr>
+            <w:tcW w:w="696" w:type="dxa"/>
+            <w:shd w:val="clear" w:color="auto" w:fill="EEEEEE"/>
+          </w:tcPr>
+          <w:p>
+            <w:pPr>
+              <w:pStyle w:val="TableParagraph"/>
+              <w:spacing w:before="61"/>
+              <w:ind w:left="133"/>
+              <w:rPr>
+                <w:b/>
+                <w:sz w:val="15"/>
+              </w:rPr>
+            </w:pPr>
+            <w:r>
+              <w:rPr>
+                <w:b/>
+                <w:spacing w:val="-4"/>
+                <w:w w:val="125"/>
+                <w:sz w:val="15"/>
+              </w:rPr>
+              <w:br/>
+              <w:t xml:space="preserve">Freq (MHz)</w:t>
             </w:r>
           </w:p>
         </w:tc>
@@ -5680,9 +5708,35 @@
                 <w:w w:val="125"/>
                 <w:sz w:val="15"/>
               </w:rPr>
-              <w:t>Band /</w:t>
               <w:br/>
-              <w:t>Freq</w:t>
+              <w:t xml:space="preserve">Band</w:t>
+            </w:r>
+          </w:p>
+        </w:tc>
+        <w:tc>
+          <w:tcPr>
+            <w:tcW w:w="694" w:type="dxa"/>
+            <w:shd w:val="clear" w:color="auto" w:fill="EEEEEE"/>
+          </w:tcPr>
+          <w:p>
+            <w:pPr>
+              <w:pStyle w:val="TableParagraph"/>
+              <w:spacing w:before="61"/>
+              <w:ind w:left="129"/>
+              <w:rPr>
+                <w:b/>
+                <w:sz w:val="15"/>
+              </w:rPr>
+            </w:pPr>
+            <w:r>
+              <w:rPr>
+                <w:b/>
+                <w:spacing w:val="-4"/>
+                <w:w w:val="125"/>
+                <w:sz w:val="15"/>
+              </w:rPr>
+              <w:br/>
+              <w:t xml:space="preserve">Freq (MHz)</w:t>
             </w:r>
           </w:p>
         </w:tc>
@@ -5946,6 +6000,11 @@
               <w:t>{du_band}</w:t>
             </w:r>
           </w:p>
+        </w:tc>
+        <w:tc>
+          <w:tcPr>
+            <w:tcW w:w="696" w:type="dxa"/>
+          </w:tcPr>
           <w:p>
             <w:pPr>
               <w:pStyle w:val="TableParagraph"/>
@@ -5961,7 +6020,7 @@
                 <w:w w:val="110"/>
                 <w:sz w:val="15"/>
               </w:rPr>
-              <w:t>{du_freq}</w:t>
+              <w:t xml:space="preserve">{du_freq}</w:t>
             </w:r>
           </w:p>
         </w:tc>
@@ -6120,6 +6179,11 @@
               <w:t>{et_band}</w:t>
             </w:r>
           </w:p>
+        </w:tc>
+        <w:tc>
+          <w:tcPr>
+            <w:tcW w:w="694" w:type="dxa"/>
+          </w:tcPr>
           <w:p>
             <w:pPr>
               <w:pStyle w:val="TableParagraph"/>
@@ -6135,7 +6199,7 @@
                 <w:w w:val="110"/>
                 <w:sz w:val="15"/>
               </w:rPr>
-              <w:t>{et_freq}</w:t>
+              <w:t xml:space="preserve">{et_freq}</w:t>
             </w:r>
           </w:p>
         </w:tc>
@@ -6435,6 +6499,8 @@
         <w:gridCol w:w="694"/>
         <w:gridCol w:w="790"/>
         <w:gridCol w:w="792"/>
+        <w:gridCol w:w="694"/>
+        <w:gridCol w:w="696"/>
       </w:tblGrid>
       <w:tr>
         <w:trPr>
@@ -6503,7 +6569,7 @@
         <w:tc>
           <w:tcPr>
             <w:tcW w:w="4409" w:type="dxa"/>
-            <w:gridSpan w:val="6"/>
+            <w:gridSpan w:val="7"/>
             <w:tcBorders>
               <w:top w:val="nil"/>
             </w:tcBorders>
@@ -6585,7 +6651,7 @@
         <w:tc>
           <w:tcPr>
             <w:tcW w:w="4413" w:type="dxa"/>
-            <w:gridSpan w:val="6"/>
+            <w:gridSpan w:val="7"/>
             <w:tcBorders>
               <w:top w:val="nil"/>
             </w:tcBorders>
@@ -6841,9 +6907,35 @@
                 <w:w w:val="125"/>
                 <w:sz w:val="15"/>
               </w:rPr>
-              <w:t>Band /</w:t>
               <w:br/>
-              <w:t>Freq</w:t>
+              <w:t xml:space="preserve">Band</w:t>
+            </w:r>
+          </w:p>
+        </w:tc>
+        <w:tc>
+          <w:tcPr>
+            <w:tcW w:w="696" w:type="dxa"/>
+            <w:shd w:val="clear" w:color="auto" w:fill="EEEEEE"/>
+          </w:tcPr>
+          <w:p>
+            <w:pPr>
+              <w:pStyle w:val="TableParagraph"/>
+              <w:spacing w:before="61"/>
+              <w:ind w:left="133"/>
+              <w:rPr>
+                <w:b/>
+                <w:sz w:val="15"/>
+              </w:rPr>
+            </w:pPr>
+            <w:r>
+              <w:rPr>
+                <w:b/>
+                <w:spacing w:val="-4"/>
+                <w:w w:val="125"/>
+                <w:sz w:val="15"/>
+              </w:rPr>
+              <w:br/>
+              <w:t xml:space="preserve">Freq (MHz)</w:t>
             </w:r>
           </w:p>
         </w:tc>
@@ -7091,9 +7183,35 @@
                 <w:w w:val="125"/>
                 <w:sz w:val="15"/>
               </w:rPr>
-              <w:t>Band /</w:t>
               <w:br/>
-              <w:t>Freq</w:t>
+              <w:t xml:space="preserve">Band</w:t>
+            </w:r>
+          </w:p>
+        </w:tc>
+        <w:tc>
+          <w:tcPr>
+            <w:tcW w:w="694" w:type="dxa"/>
+            <w:shd w:val="clear" w:color="auto" w:fill="EEEEEE"/>
+          </w:tcPr>
+          <w:p>
+            <w:pPr>
+              <w:pStyle w:val="TableParagraph"/>
+              <w:spacing w:before="61"/>
+              <w:ind w:left="129"/>
+              <w:rPr>
+                <w:b/>
+                <w:sz w:val="15"/>
+              </w:rPr>
+            </w:pPr>
+            <w:r>
+              <w:rPr>
+                <w:b/>
+                <w:spacing w:val="-4"/>
+                <w:w w:val="125"/>
+                <w:sz w:val="15"/>
+              </w:rPr>
+              <w:br/>
+              <w:t xml:space="preserve">Freq (MHz)</w:t>
             </w:r>
           </w:p>
         </w:tc>
@@ -7325,6 +7443,11 @@
               <w:t>{du_band}</w:t>
             </w:r>
           </w:p>
+        </w:tc>
+        <w:tc>
+          <w:tcPr>
+            <w:tcW w:w="696" w:type="dxa"/>
+          </w:tcPr>
           <w:p>
             <w:pPr>
               <w:pStyle w:val="TableParagraph"/>
@@ -7340,7 +7463,7 @@
                 <w:w w:val="110"/>
                 <w:sz w:val="15"/>
               </w:rPr>
-              <w:t>{du_freq}</w:t>
+              <w:t xml:space="preserve">{du_freq}</w:t>
             </w:r>
           </w:p>
         </w:tc>
@@ -7499,6 +7622,11 @@
               <w:t>{et_band}</w:t>
             </w:r>
           </w:p>
+        </w:tc>
+        <w:tc>
+          <w:tcPr>
+            <w:tcW w:w="694" w:type="dxa"/>
+          </w:tcPr>
           <w:p>
             <w:pPr>
               <w:pStyle w:val="TableParagraph"/>
@@ -7514,7 +7642,7 @@
                 <w:w w:val="110"/>
                 <w:sz w:val="15"/>
               </w:rPr>
-              <w:t>{et_freq}</w:t>
+              <w:t xml:space="preserve">{et_freq}</w:t>
             </w:r>
           </w:p>
         </w:tc>
@@ -7728,6 +7856,8 @@
         <w:gridCol w:w="694"/>
         <w:gridCol w:w="790"/>
         <w:gridCol w:w="792"/>
+        <w:gridCol w:w="694"/>
+        <w:gridCol w:w="696"/>
       </w:tblGrid>
       <w:tr>
         <w:trPr>
@@ -7796,7 +7926,7 @@
         <w:tc>
           <w:tcPr>
             <w:tcW w:w="4409" w:type="dxa"/>
-            <w:gridSpan w:val="6"/>
+            <w:gridSpan w:val="7"/>
             <w:tcBorders>
               <w:top w:val="nil"/>
             </w:tcBorders>
@@ -7878,7 +8008,7 @@
         <w:tc>
           <w:tcPr>
             <w:tcW w:w="4413" w:type="dxa"/>
-            <w:gridSpan w:val="6"/>
+            <w:gridSpan w:val="7"/>
             <w:tcBorders>
               <w:top w:val="nil"/>
             </w:tcBorders>
@@ -8134,9 +8264,35 @@
                 <w:w w:val="125"/>
                 <w:sz w:val="15"/>
               </w:rPr>
-              <w:t>Band /</w:t>
               <w:br/>
-              <w:t>Freq</w:t>
+              <w:t xml:space="preserve">Band</w:t>
+            </w:r>
+          </w:p>
+        </w:tc>
+        <w:tc>
+          <w:tcPr>
+            <w:tcW w:w="696" w:type="dxa"/>
+            <w:shd w:val="clear" w:color="auto" w:fill="EEEEEE"/>
+          </w:tcPr>
+          <w:p>
+            <w:pPr>
+              <w:pStyle w:val="TableParagraph"/>
+              <w:spacing w:before="61"/>
+              <w:ind w:left="133"/>
+              <w:rPr>
+                <w:b/>
+                <w:sz w:val="15"/>
+              </w:rPr>
+            </w:pPr>
+            <w:r>
+              <w:rPr>
+                <w:b/>
+                <w:spacing w:val="-4"/>
+                <w:w w:val="125"/>
+                <w:sz w:val="15"/>
+              </w:rPr>
+              <w:br/>
+              <w:t xml:space="preserve">Freq (MHz)</w:t>
             </w:r>
           </w:p>
         </w:tc>
@@ -8384,9 +8540,35 @@
                 <w:w w:val="125"/>
                 <w:sz w:val="15"/>
               </w:rPr>
-              <w:t>Band /</w:t>
               <w:br/>
-              <w:t>Freq</w:t>
+              <w:t xml:space="preserve">Band</w:t>
+            </w:r>
+          </w:p>
+        </w:tc>
+        <w:tc>
+          <w:tcPr>
+            <w:tcW w:w="694" w:type="dxa"/>
+            <w:shd w:val="clear" w:color="auto" w:fill="EEEEEE"/>
+          </w:tcPr>
+          <w:p>
+            <w:pPr>
+              <w:pStyle w:val="TableParagraph"/>
+              <w:spacing w:before="61"/>
+              <w:ind w:left="129"/>
+              <w:rPr>
+                <w:b/>
+                <w:sz w:val="15"/>
+              </w:rPr>
+            </w:pPr>
+            <w:r>
+              <w:rPr>
+                <w:b/>
+                <w:spacing w:val="-4"/>
+                <w:w w:val="125"/>
+                <w:sz w:val="15"/>
+              </w:rPr>
+              <w:br/>
+              <w:t xml:space="preserve">Freq (MHz)</w:t>
             </w:r>
           </w:p>
         </w:tc>
@@ -8613,6 +8795,11 @@
               <w:t>{du_band}</w:t>
             </w:r>
           </w:p>
+        </w:tc>
+        <w:tc>
+          <w:tcPr>
+            <w:tcW w:w="696" w:type="dxa"/>
+          </w:tcPr>
           <w:p>
             <w:pPr>
               <w:pStyle w:val="TableParagraph"/>
@@ -8629,7 +8816,7 @@
                 <w:w w:val="110"/>
                 <w:sz w:val="15"/>
               </w:rPr>
-              <w:t>{du_freq}</w:t>
+              <w:t xml:space="preserve">{du_freq}</w:t>
             </w:r>
           </w:p>
         </w:tc>
@@ -8779,6 +8966,11 @@
               <w:t>{et_band}</w:t>
             </w:r>
           </w:p>
+        </w:tc>
+        <w:tc>
+          <w:tcPr>
+            <w:tcW w:w="694" w:type="dxa"/>
+          </w:tcPr>
           <w:p>
             <w:pPr>
               <w:pStyle w:val="TableParagraph"/>
@@ -8795,7 +8987,7 @@
                 <w:w w:val="110"/>
                 <w:sz w:val="15"/>
               </w:rPr>
-              <w:t>{et_freq}</w:t>
+              <w:t xml:space="preserve">{et_freq}</w:t>
             </w:r>
           </w:p>
         </w:tc>
